--- a/computing_setup/installation/Installing Visual Studio Code and Connecting it with Anaconda.docx
+++ b/computing_setup/installation/Installing Visual Studio Code and Connecting it with Anaconda.docx
@@ -1,6 +1,6 @@
 
 <file path=word/document.xml><?xml version="1.0" encoding="utf-8"?>
-<w:document xmlns:wpc="http://schemas.microsoft.com/office/word/2010/wordprocessingCanvas" xmlns:cx="http://schemas.microsoft.com/office/drawing/2014/chartex" xmlns:cx1="http://schemas.microsoft.com/office/drawing/2015/9/8/chartex" xmlns:cx2="http://schemas.microsoft.com/office/drawing/2015/10/21/chartex" xmlns:cx3="http://schemas.microsoft.com/office/drawing/2016/5/9/chartex" xmlns:cx4="http://schemas.microsoft.com/office/drawing/2016/5/10/chartex" xmlns:cx5="http://schemas.microsoft.com/office/drawing/2016/5/11/chartex" xmlns:cx6="http://schemas.microsoft.com/office/drawing/2016/5/12/chartex" xmlns:cx7="http://schemas.microsoft.com/office/drawing/2016/5/13/chartex" xmlns:cx8="http://schemas.microsoft.com/office/drawing/2016/5/14/chartex" xmlns:mc="http://schemas.openxmlformats.org/markup-compatibility/2006" xmlns:aink="http://schemas.microsoft.com/office/drawing/2016/ink" xmlns:am3d="http://schemas.microsoft.com/office/drawing/2017/model3d" xmlns:o="urn:schemas-microsoft-com:office:office" xmlns:oel="http://schemas.microsoft.com/office/2019/extlst" xmlns:r="http://schemas.openxmlformats.org/officeDocument/2006/relationships" xmlns:m="http://schemas.openxmlformats.org/officeDocument/2006/math" xmlns:v="urn:schemas-microsoft-com:vml" xmlns:wp14="http://schemas.microsoft.com/office/word/2010/wordprocessingDrawing" xmlns:wp="http://schemas.openxmlformats.org/drawingml/2006/wordprocessingDrawing" xmlns:w10="urn:schemas-microsoft-com:office:word" xmlns:w="http://schemas.openxmlformats.org/wordprocessingml/2006/main" xmlns:w14="http://schemas.microsoft.com/office/word/2010/wordml" xmlns:w15="http://schemas.microsoft.com/office/word/2012/wordml" xmlns:w16cex="http://schemas.microsoft.com/office/word/2018/wordml/cex" xmlns:w16cid="http://schemas.microsoft.com/office/word/2016/wordml/cid" xmlns:w16="http://schemas.microsoft.com/office/word/2018/wordml" xmlns:w16du="http://schemas.microsoft.com/office/word/2023/wordml/word16du" xmlns:w16sdtdh="http://schemas.microsoft.com/office/word/2020/wordml/sdtdatahash" xmlns:w16se="http://schemas.microsoft.com/office/word/2015/wordml/symex" xmlns:wpg="http://schemas.microsoft.com/office/word/2010/wordprocessingGroup" xmlns:wpi="http://schemas.microsoft.com/office/word/2010/wordprocessingInk" xmlns:wne="http://schemas.microsoft.com/office/word/2006/wordml" xmlns:wps="http://schemas.microsoft.com/office/word/2010/wordprocessingShape" mc:Ignorable="w14 w15 w16se w16cid w16 w16cex w16sdtdh w16du wp14">
+<w:document xmlns:wpc="http://schemas.microsoft.com/office/word/2010/wordprocessingCanvas" xmlns:cx="http://schemas.microsoft.com/office/drawing/2014/chartex" xmlns:cx1="http://schemas.microsoft.com/office/drawing/2015/9/8/chartex" xmlns:cx2="http://schemas.microsoft.com/office/drawing/2015/10/21/chartex" xmlns:cx3="http://schemas.microsoft.com/office/drawing/2016/5/9/chartex" xmlns:cx4="http://schemas.microsoft.com/office/drawing/2016/5/10/chartex" xmlns:cx5="http://schemas.microsoft.com/office/drawing/2016/5/11/chartex" xmlns:cx6="http://schemas.microsoft.com/office/drawing/2016/5/12/chartex" xmlns:cx7="http://schemas.microsoft.com/office/drawing/2016/5/13/chartex" xmlns:cx8="http://schemas.microsoft.com/office/drawing/2016/5/14/chartex" xmlns:mc="http://schemas.openxmlformats.org/markup-compatibility/2006" xmlns:aink="http://schemas.microsoft.com/office/drawing/2016/ink" xmlns:am3d="http://schemas.microsoft.com/office/drawing/2017/model3d" xmlns:o="urn:schemas-microsoft-com:office:office" xmlns:oel="http://schemas.microsoft.com/office/2019/extlst" xmlns:r="http://schemas.openxmlformats.org/officeDocument/2006/relationships" xmlns:m="http://schemas.openxmlformats.org/officeDocument/2006/math" xmlns:v="urn:schemas-microsoft-com:vml" xmlns:wp14="http://schemas.microsoft.com/office/word/2010/wordprocessingDrawing" xmlns:wp="http://schemas.openxmlformats.org/drawingml/2006/wordprocessingDrawing" xmlns:w10="urn:schemas-microsoft-com:office:word" xmlns:w="http://schemas.openxmlformats.org/wordprocessingml/2006/main" xmlns:w14="http://schemas.microsoft.com/office/word/2010/wordml" xmlns:w15="http://schemas.microsoft.com/office/word/2012/wordml" xmlns:w16cex="http://schemas.microsoft.com/office/word/2018/wordml/cex" xmlns:w16cid="http://schemas.microsoft.com/office/word/2016/wordml/cid" xmlns:w16="http://schemas.microsoft.com/office/word/2018/wordml" xmlns:w16du="http://schemas.microsoft.com/office/word/2023/wordml/word16du" xmlns:w16sdtdh="http://schemas.microsoft.com/office/word/2020/wordml/sdtdatahash" xmlns:w16sdtfl="http://schemas.microsoft.com/office/word/2024/wordml/sdtformatlock" xmlns:w16se="http://schemas.microsoft.com/office/word/2015/wordml/symex" xmlns:wpg="http://schemas.microsoft.com/office/word/2010/wordprocessingGroup" xmlns:wpi="http://schemas.microsoft.com/office/word/2010/wordprocessingInk" xmlns:wne="http://schemas.microsoft.com/office/word/2006/wordml" xmlns:wps="http://schemas.microsoft.com/office/word/2010/wordprocessingShape" mc:Ignorable="w14 w15 w16se w16cid w16 w16cex w16sdtdh w16sdtfl w16du wp14">
   <w:body>
     <w:p>
       <w:pPr>
@@ -153,9 +153,9 @@
           <w:noProof/>
         </w:rPr>
         <w:drawing>
-          <wp:inline distT="0" distB="0" distL="0" distR="0" wp14:anchorId="694327C0" wp14:editId="6B4521A1">
-            <wp:extent cx="4270873" cy="1785006"/>
-            <wp:effectExtent l="0" t="0" r="0" b="5715"/>
+          <wp:inline distT="0" distB="0" distL="0" distR="0" wp14:anchorId="694327C0" wp14:editId="077905A3">
+            <wp:extent cx="2899317" cy="1211765"/>
+            <wp:effectExtent l="0" t="0" r="0" b="7620"/>
             <wp:docPr id="217340491" name="Picture 1" descr="A screenshot of a computer&#10;&#10;Description automatically generated"/>
             <wp:cNvGraphicFramePr>
               <a:graphicFrameLocks xmlns:a="http://schemas.openxmlformats.org/drawingml/2006/main" noChangeAspect="1"/>
@@ -176,7 +176,7 @@
                   <pic:spPr>
                     <a:xfrm>
                       <a:off x="0" y="0"/>
-                      <a:ext cx="4281203" cy="1789323"/>
+                      <a:ext cx="2918675" cy="1219855"/>
                     </a:xfrm>
                     <a:prstGeom prst="rect">
                       <a:avLst/>
@@ -221,9 +221,9 @@
           <w:noProof/>
         </w:rPr>
         <w:drawing>
-          <wp:inline distT="0" distB="0" distL="0" distR="0" wp14:anchorId="31B766E8" wp14:editId="505104F2">
-            <wp:extent cx="3368167" cy="2407535"/>
-            <wp:effectExtent l="0" t="0" r="3810" b="0"/>
+          <wp:inline distT="0" distB="0" distL="0" distR="0" wp14:anchorId="31B766E8" wp14:editId="053DB58B">
+            <wp:extent cx="2832410" cy="2024581"/>
+            <wp:effectExtent l="0" t="0" r="6350" b="0"/>
             <wp:docPr id="1719586706" name="Picture 1" descr="A screenshot of a computer&#10;&#10;Description automatically generated"/>
             <wp:cNvGraphicFramePr>
               <a:graphicFrameLocks xmlns:a="http://schemas.openxmlformats.org/drawingml/2006/main" noChangeAspect="1"/>
@@ -244,7 +244,7 @@
                   <pic:spPr>
                     <a:xfrm>
                       <a:off x="0" y="0"/>
-                      <a:ext cx="3370835" cy="2409442"/>
+                      <a:ext cx="2840433" cy="2030316"/>
                     </a:xfrm>
                     <a:prstGeom prst="rect">
                       <a:avLst/>
@@ -266,19 +266,10 @@
         </w:numPr>
       </w:pPr>
       <w:r>
-        <w:lastRenderedPageBreak/>
         <w:t xml:space="preserve">Once the installation is complete, you will see a VS code </w:t>
       </w:r>
       <w:r>
-        <w:t xml:space="preserve">window </w:t>
-      </w:r>
-      <w:proofErr w:type="gramStart"/>
-      <w:r>
-        <w:t>similar to</w:t>
-      </w:r>
-      <w:proofErr w:type="gramEnd"/>
-      <w:r>
-        <w:t xml:space="preserve"> this:</w:t>
+        <w:t>window similar to this:</w:t>
       </w:r>
     </w:p>
     <w:p>
@@ -289,6 +280,7 @@
         <w:rPr>
           <w:noProof/>
         </w:rPr>
+        <w:lastRenderedPageBreak/>
         <w:drawing>
           <wp:inline distT="0" distB="0" distL="0" distR="0" wp14:anchorId="6FE9FEEB" wp14:editId="22A210AE">
             <wp:extent cx="4158691" cy="2565415"/>
@@ -402,6 +394,9 @@
       </w:pPr>
       <w:r>
         <w:t>Install the Python extension in VS Code</w:t>
+      </w:r>
+      <w:r>
+        <w:t xml:space="preserve"> (allows us to integrate VS-Code with Anaconda)</w:t>
       </w:r>
     </w:p>
     <w:p>
@@ -479,20 +474,24 @@
       <w:r>
         <w:t xml:space="preserve">Install the </w:t>
       </w:r>
-      <w:proofErr w:type="spellStart"/>
       <w:r>
         <w:t>Jupyter</w:t>
       </w:r>
-      <w:proofErr w:type="spellEnd"/>
       <w:r>
         <w:t xml:space="preserve"> extension in VS Code</w:t>
       </w:r>
+      <w:r>
+        <w:t xml:space="preserve"> (needed to open Python scripts)</w:t>
+      </w:r>
     </w:p>
     <w:p>
       <w:pPr>
         <w:jc w:val="both"/>
       </w:pPr>
       <w:r>
+        <w:rPr>
+          <w:noProof/>
+        </w:rPr>
         <w:lastRenderedPageBreak/>
         <w:drawing>
           <wp:inline distT="0" distB="0" distL="0" distR="0" wp14:anchorId="5368DCD8" wp14:editId="55DBA1C4">
@@ -546,6 +545,75 @@
         <w:jc w:val="both"/>
       </w:pPr>
       <w:r>
+        <w:t xml:space="preserve">Install the </w:t>
+      </w:r>
+      <w:r>
+        <w:t>Data Wrangler extension (great at opening and visualizing datasets</w:t>
+      </w:r>
+      <w:r>
+        <w:t>, optional but great to have</w:t>
+      </w:r>
+      <w:r>
+        <w:t>)</w:t>
+      </w:r>
+    </w:p>
+    <w:p>
+      <w:pPr>
+        <w:jc w:val="both"/>
+      </w:pPr>
+      <w:r>
+        <w:drawing>
+          <wp:inline distT="0" distB="0" distL="0" distR="0" wp14:anchorId="2F712E91" wp14:editId="269A45BC">
+            <wp:extent cx="5449229" cy="1129434"/>
+            <wp:effectExtent l="0" t="0" r="0" b="0"/>
+            <wp:docPr id="150753304" name="Picture 1"/>
+            <wp:cNvGraphicFramePr>
+              <a:graphicFrameLocks xmlns:a="http://schemas.openxmlformats.org/drawingml/2006/main" noChangeAspect="1"/>
+            </wp:cNvGraphicFramePr>
+            <a:graphic xmlns:a="http://schemas.openxmlformats.org/drawingml/2006/main">
+              <a:graphicData uri="http://schemas.openxmlformats.org/drawingml/2006/picture">
+                <pic:pic xmlns:pic="http://schemas.openxmlformats.org/drawingml/2006/picture">
+                  <pic:nvPicPr>
+                    <pic:cNvPr id="150753304" name=""/>
+                    <pic:cNvPicPr/>
+                  </pic:nvPicPr>
+                  <pic:blipFill>
+                    <a:blip r:embed="rId12"/>
+                    <a:stretch>
+                      <a:fillRect/>
+                    </a:stretch>
+                  </pic:blipFill>
+                  <pic:spPr>
+                    <a:xfrm>
+                      <a:off x="0" y="0"/>
+                      <a:ext cx="5469635" cy="1133664"/>
+                    </a:xfrm>
+                    <a:prstGeom prst="rect">
+                      <a:avLst/>
+                    </a:prstGeom>
+                  </pic:spPr>
+                </pic:pic>
+              </a:graphicData>
+            </a:graphic>
+          </wp:inline>
+        </w:drawing>
+      </w:r>
+    </w:p>
+    <w:p>
+      <w:pPr>
+        <w:jc w:val="both"/>
+      </w:pPr>
+    </w:p>
+    <w:p>
+      <w:pPr>
+        <w:pStyle w:val="ListParagraph"/>
+        <w:numPr>
+          <w:ilvl w:val="0"/>
+          <w:numId w:val="3"/>
+        </w:numPr>
+        <w:jc w:val="both"/>
+      </w:pPr>
+      <w:r>
         <w:t xml:space="preserve">To connect Anaconda with VS code, we will change the </w:t>
       </w:r>
       <w:r>
@@ -592,7 +660,7 @@
                     <pic:cNvPicPr/>
                   </pic:nvPicPr>
                   <pic:blipFill>
-                    <a:blip r:embed="rId12"/>
+                    <a:blip r:embed="rId13"/>
                     <a:stretch>
                       <a:fillRect/>
                     </a:stretch>
@@ -758,6 +826,7 @@
         <w:rPr>
           <w:noProof/>
         </w:rPr>
+        <w:lastRenderedPageBreak/>
         <mc:AlternateContent>
           <mc:Choice Requires="wps">
             <w:drawing>
@@ -850,7 +919,7 @@
                     <pic:cNvPicPr/>
                   </pic:nvPicPr>
                   <pic:blipFill>
-                    <a:blip r:embed="rId13"/>
+                    <a:blip r:embed="rId14"/>
                     <a:stretch>
                       <a:fillRect/>
                     </a:stretch>
@@ -924,8 +993,97 @@
 </file>
 
 <file path=word/numbering.xml><?xml version="1.0" encoding="utf-8"?>
-<w:numbering xmlns:wpc="http://schemas.microsoft.com/office/word/2010/wordprocessingCanvas" xmlns:cx="http://schemas.microsoft.com/office/drawing/2014/chartex" xmlns:cx1="http://schemas.microsoft.com/office/drawing/2015/9/8/chartex" xmlns:cx2="http://schemas.microsoft.com/office/drawing/2015/10/21/chartex" xmlns:cx3="http://schemas.microsoft.com/office/drawing/2016/5/9/chartex" xmlns:cx4="http://schemas.microsoft.com/office/drawing/2016/5/10/chartex" xmlns:cx5="http://schemas.microsoft.com/office/drawing/2016/5/11/chartex" xmlns:cx6="http://schemas.microsoft.com/office/drawing/2016/5/12/chartex" xmlns:cx7="http://schemas.microsoft.com/office/drawing/2016/5/13/chartex" xmlns:cx8="http://schemas.microsoft.com/office/drawing/2016/5/14/chartex" xmlns:mc="http://schemas.openxmlformats.org/markup-compatibility/2006" xmlns:aink="http://schemas.microsoft.com/office/drawing/2016/ink" xmlns:am3d="http://schemas.microsoft.com/office/drawing/2017/model3d" xmlns:o="urn:schemas-microsoft-com:office:office" xmlns:oel="http://schemas.microsoft.com/office/2019/extlst" xmlns:r="http://schemas.openxmlformats.org/officeDocument/2006/relationships" xmlns:m="http://schemas.openxmlformats.org/officeDocument/2006/math" xmlns:v="urn:schemas-microsoft-com:vml" xmlns:wp14="http://schemas.microsoft.com/office/word/2010/wordprocessingDrawing" xmlns:wp="http://schemas.openxmlformats.org/drawingml/2006/wordprocessingDrawing" xmlns:w10="urn:schemas-microsoft-com:office:word" xmlns:w="http://schemas.openxmlformats.org/wordprocessingml/2006/main" xmlns:w14="http://schemas.microsoft.com/office/word/2010/wordml" xmlns:w15="http://schemas.microsoft.com/office/word/2012/wordml" xmlns:w16cex="http://schemas.microsoft.com/office/word/2018/wordml/cex" xmlns:w16cid="http://schemas.microsoft.com/office/word/2016/wordml/cid" xmlns:w16="http://schemas.microsoft.com/office/word/2018/wordml" xmlns:w16du="http://schemas.microsoft.com/office/word/2023/wordml/word16du" xmlns:w16sdtdh="http://schemas.microsoft.com/office/word/2020/wordml/sdtdatahash" xmlns:w16se="http://schemas.microsoft.com/office/word/2015/wordml/symex" xmlns:wpg="http://schemas.microsoft.com/office/word/2010/wordprocessingGroup" xmlns:wpi="http://schemas.microsoft.com/office/word/2010/wordprocessingInk" xmlns:wne="http://schemas.microsoft.com/office/word/2006/wordml" xmlns:wps="http://schemas.microsoft.com/office/word/2010/wordprocessingShape" mc:Ignorable="w14 w15 w16se w16cid w16 w16cex w16sdtdh w16du wp14">
+<w:numbering xmlns:wpc="http://schemas.microsoft.com/office/word/2010/wordprocessingCanvas" xmlns:cx="http://schemas.microsoft.com/office/drawing/2014/chartex" xmlns:cx1="http://schemas.microsoft.com/office/drawing/2015/9/8/chartex" xmlns:cx2="http://schemas.microsoft.com/office/drawing/2015/10/21/chartex" xmlns:cx3="http://schemas.microsoft.com/office/drawing/2016/5/9/chartex" xmlns:cx4="http://schemas.microsoft.com/office/drawing/2016/5/10/chartex" xmlns:cx5="http://schemas.microsoft.com/office/drawing/2016/5/11/chartex" xmlns:cx6="http://schemas.microsoft.com/office/drawing/2016/5/12/chartex" xmlns:cx7="http://schemas.microsoft.com/office/drawing/2016/5/13/chartex" xmlns:cx8="http://schemas.microsoft.com/office/drawing/2016/5/14/chartex" xmlns:mc="http://schemas.openxmlformats.org/markup-compatibility/2006" xmlns:aink="http://schemas.microsoft.com/office/drawing/2016/ink" xmlns:am3d="http://schemas.microsoft.com/office/drawing/2017/model3d" xmlns:o="urn:schemas-microsoft-com:office:office" xmlns:oel="http://schemas.microsoft.com/office/2019/extlst" xmlns:r="http://schemas.openxmlformats.org/officeDocument/2006/relationships" xmlns:m="http://schemas.openxmlformats.org/officeDocument/2006/math" xmlns:v="urn:schemas-microsoft-com:vml" xmlns:wp14="http://schemas.microsoft.com/office/word/2010/wordprocessingDrawing" xmlns:wp="http://schemas.openxmlformats.org/drawingml/2006/wordprocessingDrawing" xmlns:w10="urn:schemas-microsoft-com:office:word" xmlns:w="http://schemas.openxmlformats.org/wordprocessingml/2006/main" xmlns:w14="http://schemas.microsoft.com/office/word/2010/wordml" xmlns:w15="http://schemas.microsoft.com/office/word/2012/wordml" xmlns:w16cex="http://schemas.microsoft.com/office/word/2018/wordml/cex" xmlns:w16cid="http://schemas.microsoft.com/office/word/2016/wordml/cid" xmlns:w16="http://schemas.microsoft.com/office/word/2018/wordml" xmlns:w16du="http://schemas.microsoft.com/office/word/2023/wordml/word16du" xmlns:w16sdtdh="http://schemas.microsoft.com/office/word/2020/wordml/sdtdatahash" xmlns:w16sdtfl="http://schemas.microsoft.com/office/word/2024/wordml/sdtformatlock" xmlns:w16se="http://schemas.microsoft.com/office/word/2015/wordml/symex" xmlns:wpg="http://schemas.microsoft.com/office/word/2010/wordprocessingGroup" xmlns:wpi="http://schemas.microsoft.com/office/word/2010/wordprocessingInk" xmlns:wne="http://schemas.microsoft.com/office/word/2006/wordml" xmlns:wps="http://schemas.microsoft.com/office/word/2010/wordprocessingShape" mc:Ignorable="w14 w15 w16se w16cid w16 w16cex w16sdtdh w16sdtfl w16du wp14">
   <w:abstractNum w:abstractNumId="0" w15:restartNumberingAfterBreak="0">
+    <w:nsid w:val="1E6542F6"/>
+    <w:multiLevelType w:val="hybridMultilevel"/>
+    <w:tmpl w:val="AFE80CF6"/>
+    <w:lvl w:ilvl="0" w:tplc="FFFFFFFF">
+      <w:start w:val="1"/>
+      <w:numFmt w:val="decimal"/>
+      <w:lvlText w:val="%1."/>
+      <w:lvlJc w:val="left"/>
+      <w:pPr>
+        <w:ind w:left="720" w:hanging="360"/>
+      </w:pPr>
+      <w:rPr>
+        <w:rFonts w:hint="default"/>
+      </w:rPr>
+    </w:lvl>
+    <w:lvl w:ilvl="1" w:tplc="FFFFFFFF" w:tentative="1">
+      <w:start w:val="1"/>
+      <w:numFmt w:val="lowerLetter"/>
+      <w:lvlText w:val="%2."/>
+      <w:lvlJc w:val="left"/>
+      <w:pPr>
+        <w:ind w:left="1440" w:hanging="360"/>
+      </w:pPr>
+    </w:lvl>
+    <w:lvl w:ilvl="2" w:tplc="FFFFFFFF" w:tentative="1">
+      <w:start w:val="1"/>
+      <w:numFmt w:val="lowerRoman"/>
+      <w:lvlText w:val="%3."/>
+      <w:lvlJc w:val="right"/>
+      <w:pPr>
+        <w:ind w:left="2160" w:hanging="180"/>
+      </w:pPr>
+    </w:lvl>
+    <w:lvl w:ilvl="3" w:tplc="FFFFFFFF" w:tentative="1">
+      <w:start w:val="1"/>
+      <w:numFmt w:val="decimal"/>
+      <w:lvlText w:val="%4."/>
+      <w:lvlJc w:val="left"/>
+      <w:pPr>
+        <w:ind w:left="2880" w:hanging="360"/>
+      </w:pPr>
+    </w:lvl>
+    <w:lvl w:ilvl="4" w:tplc="FFFFFFFF" w:tentative="1">
+      <w:start w:val="1"/>
+      <w:numFmt w:val="lowerLetter"/>
+      <w:lvlText w:val="%5."/>
+      <w:lvlJc w:val="left"/>
+      <w:pPr>
+        <w:ind w:left="3600" w:hanging="360"/>
+      </w:pPr>
+    </w:lvl>
+    <w:lvl w:ilvl="5" w:tplc="FFFFFFFF" w:tentative="1">
+      <w:start w:val="1"/>
+      <w:numFmt w:val="lowerRoman"/>
+      <w:lvlText w:val="%6."/>
+      <w:lvlJc w:val="right"/>
+      <w:pPr>
+        <w:ind w:left="4320" w:hanging="180"/>
+      </w:pPr>
+    </w:lvl>
+    <w:lvl w:ilvl="6" w:tplc="FFFFFFFF" w:tentative="1">
+      <w:start w:val="1"/>
+      <w:numFmt w:val="decimal"/>
+      <w:lvlText w:val="%7."/>
+      <w:lvlJc w:val="left"/>
+      <w:pPr>
+        <w:ind w:left="5040" w:hanging="360"/>
+      </w:pPr>
+    </w:lvl>
+    <w:lvl w:ilvl="7" w:tplc="FFFFFFFF" w:tentative="1">
+      <w:start w:val="1"/>
+      <w:numFmt w:val="lowerLetter"/>
+      <w:lvlText w:val="%8."/>
+      <w:lvlJc w:val="left"/>
+      <w:pPr>
+        <w:ind w:left="5760" w:hanging="360"/>
+      </w:pPr>
+    </w:lvl>
+    <w:lvl w:ilvl="8" w:tplc="FFFFFFFF" w:tentative="1">
+      <w:start w:val="1"/>
+      <w:numFmt w:val="lowerRoman"/>
+      <w:lvlText w:val="%9."/>
+      <w:lvlJc w:val="right"/>
+      <w:pPr>
+        <w:ind w:left="6480" w:hanging="180"/>
+      </w:pPr>
+    </w:lvl>
+  </w:abstractNum>
+  <w:abstractNum w:abstractNumId="1" w15:restartNumberingAfterBreak="0">
     <w:nsid w:val="201578CE"/>
     <w:multiLevelType w:val="hybridMultilevel"/>
     <w:tmpl w:val="75141914"/>
@@ -1038,7 +1196,7 @@
       </w:rPr>
     </w:lvl>
   </w:abstractNum>
-  <w:abstractNum w:abstractNumId="1" w15:restartNumberingAfterBreak="0">
+  <w:abstractNum w:abstractNumId="2" w15:restartNumberingAfterBreak="0">
     <w:nsid w:val="4A54481B"/>
     <w:multiLevelType w:val="hybridMultilevel"/>
     <w:tmpl w:val="AFE80CF6"/>
@@ -1127,7 +1285,7 @@
       </w:pPr>
     </w:lvl>
   </w:abstractNum>
-  <w:abstractNum w:abstractNumId="2" w15:restartNumberingAfterBreak="0">
+  <w:abstractNum w:abstractNumId="3" w15:restartNumberingAfterBreak="0">
     <w:nsid w:val="56CF032C"/>
     <w:multiLevelType w:val="hybridMultilevel"/>
     <w:tmpl w:val="AFE80CF6"/>
@@ -1216,7 +1374,7 @@
       </w:pPr>
     </w:lvl>
   </w:abstractNum>
-  <w:abstractNum w:abstractNumId="3" w15:restartNumberingAfterBreak="0">
+  <w:abstractNum w:abstractNumId="4" w15:restartNumberingAfterBreak="0">
     <w:nsid w:val="6D867465"/>
     <w:multiLevelType w:val="hybridMultilevel"/>
     <w:tmpl w:val="28FE120E"/>
@@ -1306,22 +1464,25 @@
     </w:lvl>
   </w:abstractNum>
   <w:num w:numId="1" w16cid:durableId="1413505427">
-    <w:abstractNumId w:val="0"/>
+    <w:abstractNumId w:val="1"/>
   </w:num>
   <w:num w:numId="2" w16cid:durableId="1495149667">
+    <w:abstractNumId w:val="4"/>
+  </w:num>
+  <w:num w:numId="3" w16cid:durableId="1239556824">
     <w:abstractNumId w:val="3"/>
   </w:num>
-  <w:num w:numId="3" w16cid:durableId="1239556824">
+  <w:num w:numId="4" w16cid:durableId="1978561850">
     <w:abstractNumId w:val="2"/>
   </w:num>
-  <w:num w:numId="4" w16cid:durableId="1978561850">
-    <w:abstractNumId w:val="1"/>
+  <w:num w:numId="5" w16cid:durableId="308366293">
+    <w:abstractNumId w:val="0"/>
   </w:num>
 </w:numbering>
 </file>
 
 <file path=word/styles.xml><?xml version="1.0" encoding="utf-8"?>
-<w:styles xmlns:mc="http://schemas.openxmlformats.org/markup-compatibility/2006" xmlns:r="http://schemas.openxmlformats.org/officeDocument/2006/relationships" xmlns:w="http://schemas.openxmlformats.org/wordprocessingml/2006/main" xmlns:w14="http://schemas.microsoft.com/office/word/2010/wordml" xmlns:w15="http://schemas.microsoft.com/office/word/2012/wordml" xmlns:w16cex="http://schemas.microsoft.com/office/word/2018/wordml/cex" xmlns:w16cid="http://schemas.microsoft.com/office/word/2016/wordml/cid" xmlns:w16="http://schemas.microsoft.com/office/word/2018/wordml" xmlns:w16du="http://schemas.microsoft.com/office/word/2023/wordml/word16du" xmlns:w16sdtdh="http://schemas.microsoft.com/office/word/2020/wordml/sdtdatahash" xmlns:w16se="http://schemas.microsoft.com/office/word/2015/wordml/symex" mc:Ignorable="w14 w15 w16se w16cid w16 w16cex w16sdtdh w16du">
+<w:styles xmlns:mc="http://schemas.openxmlformats.org/markup-compatibility/2006" xmlns:r="http://schemas.openxmlformats.org/officeDocument/2006/relationships" xmlns:w="http://schemas.openxmlformats.org/wordprocessingml/2006/main" xmlns:w14="http://schemas.microsoft.com/office/word/2010/wordml" xmlns:w15="http://schemas.microsoft.com/office/word/2012/wordml" xmlns:w16cex="http://schemas.microsoft.com/office/word/2018/wordml/cex" xmlns:w16cid="http://schemas.microsoft.com/office/word/2016/wordml/cid" xmlns:w16="http://schemas.microsoft.com/office/word/2018/wordml" xmlns:w16du="http://schemas.microsoft.com/office/word/2023/wordml/word16du" xmlns:w16sdtdh="http://schemas.microsoft.com/office/word/2020/wordml/sdtdatahash" xmlns:w16sdtfl="http://schemas.microsoft.com/office/word/2024/wordml/sdtformatlock" xmlns:w16se="http://schemas.microsoft.com/office/word/2015/wordml/symex" mc:Ignorable="w14 w15 w16se w16cid w16 w16cex w16sdtdh w16sdtfl w16du">
   <w:docDefaults>
     <w:rPrDefault>
       <w:rPr>
